--- a/downloads/documents/05 Materials/Unit 04/Slides/Slides 04.09 - Texture Pattern and Mood Boards.docx
+++ b/downloads/documents/05 Materials/Unit 04/Slides/Slides 04.09 - Texture Pattern and Mood Boards.docx
@@ -209,7 +209,7 @@
         <w:t xml:space="preserve"> </w:t>
       </w:r>
       <w:r>
-        <w:t xml:space="preserve">Notes: Hold both up and pass them down two rows. Then say what today builds: the board you carry into the client project on Monday.</w:t>
+        <w:t xml:space="preserve">Notes: Hold both up and pass them down two rows. Then say what today builds: the board you carry into the client project in Lesson 4.11, three days from now.</w:t>
       </w:r>
     </w:p>
     <w:p>

--- a/downloads/documents/05 Materials/Unit 04/Slides/Slides 04.09 - Texture Pattern and Mood Boards.docx
+++ b/downloads/documents/05 Materials/Unit 04/Slides/Slides 04.09 - Texture Pattern and Mood Boards.docx
@@ -417,7 +417,7 @@
         <w:pStyle w:val="Compact"/>
       </w:pPr>
       <w:r>
-        <w:t xml:space="preserve">Solid is the rest of the room, and it is the one that lets the eye sit down</w:t>
+        <w:t xml:space="preserve">Solid is the rest of the room. It is the one that lets the eye rest.</w:t>
       </w:r>
     </w:p>
     <w:p>
